--- a/Progres-Fatimah/Jurnal Submit/submit/JOD/NUR ASMAH/Main Manuscript.docx
+++ b/Progres-Fatimah/Jurnal Submit/submit/JOD/NUR ASMAH/Main Manuscript.docx
@@ -4781,12 +4781,125 @@
     </w:p>
     <w:p>
       <w:pPr>
+        <w:rPr>
+          <w:sz w:val="20"/>
+          <w:szCs w:val="20"/>
+        </w:rPr>
+      </w:pPr>
+    </w:p>
+    <w:p>
+      <w:pPr>
+        <w:rPr>
+          <w:sz w:val="20"/>
+          <w:szCs w:val="20"/>
+        </w:rPr>
+      </w:pPr>
+    </w:p>
+    <w:p>
+      <w:pPr>
+        <w:rPr>
+          <w:sz w:val="20"/>
+          <w:szCs w:val="20"/>
+        </w:rPr>
+      </w:pPr>
+    </w:p>
+    <w:p>
+      <w:pPr>
+        <w:rPr>
+          <w:sz w:val="20"/>
+          <w:szCs w:val="20"/>
+        </w:rPr>
+      </w:pPr>
+    </w:p>
+    <w:p>
+      <w:pPr>
+        <w:rPr>
+          <w:sz w:val="20"/>
+          <w:szCs w:val="20"/>
+        </w:rPr>
+      </w:pPr>
+    </w:p>
+    <w:p>
+      <w:pPr>
+        <w:rPr>
+          <w:sz w:val="20"/>
+          <w:szCs w:val="20"/>
+        </w:rPr>
+      </w:pPr>
+    </w:p>
+    <w:p>
+      <w:pPr>
+        <w:rPr>
+          <w:sz w:val="20"/>
+          <w:szCs w:val="20"/>
+        </w:rPr>
+      </w:pPr>
+    </w:p>
+    <w:p>
+      <w:pPr>
+        <w:rPr>
+          <w:sz w:val="20"/>
+          <w:szCs w:val="20"/>
+        </w:rPr>
+      </w:pPr>
+    </w:p>
+    <w:p>
+      <w:pPr>
+        <w:rPr>
+          <w:sz w:val="20"/>
+          <w:szCs w:val="20"/>
+        </w:rPr>
+      </w:pPr>
+    </w:p>
+    <w:p>
+      <w:pPr>
+        <w:rPr>
+          <w:sz w:val="20"/>
+          <w:szCs w:val="20"/>
+        </w:rPr>
+      </w:pPr>
+    </w:p>
+    <w:p>
+      <w:pPr>
+        <w:rPr>
+          <w:sz w:val="20"/>
+          <w:szCs w:val="20"/>
+        </w:rPr>
+      </w:pPr>
+    </w:p>
+    <w:p>
+      <w:pPr>
+        <w:rPr>
+          <w:sz w:val="20"/>
+          <w:szCs w:val="20"/>
+        </w:rPr>
+      </w:pPr>
+    </w:p>
+    <w:p>
+      <w:pPr>
+        <w:rPr>
+          <w:sz w:val="20"/>
+          <w:szCs w:val="20"/>
+        </w:rPr>
+      </w:pPr>
+    </w:p>
+    <w:p>
+      <w:pPr>
+        <w:rPr>
+          <w:sz w:val="20"/>
+          <w:szCs w:val="20"/>
+        </w:rPr>
+      </w:pPr>
+    </w:p>
+    <w:p>
+      <w:pPr>
         <w:spacing w:before="240"/>
       </w:pPr>
       <w:r>
         <w:rPr>
           <w:b/>
         </w:rPr>
+        <w:lastRenderedPageBreak/>
         <w:t>FIGURES</w:t>
       </w:r>
     </w:p>
@@ -4798,7 +4911,6 @@
         <w:rPr>
           <w:noProof/>
         </w:rPr>
-        <w:lastRenderedPageBreak/>
         <w:drawing>
           <wp:inline distT="0" distB="0" distL="0" distR="0" wp14:anchorId="174720B9" wp14:editId="4D727655">
             <wp:extent cx="5429250" cy="3948545"/>
